--- a/templates/W3-61-05D.docx
+++ b/templates/W3-61-05D.docx
@@ -316,7 +316,7 @@
                 <w:b/>
                 <w:bCs/>
               </w:rPr>
-              <w:t>□</w:t>
+              <w:t>{{FIRSTCK}}</w:t>
             </w:r>
             <w:r>
               <w:rPr>
@@ -340,7 +340,7 @@
                 <w:sz w:val="28"/>
                 <w:szCs w:val="28"/>
               </w:rPr>
-              <w:t>□</w:t>
+              <w:t>{{RECK}}</w:t>
             </w:r>
             <w:r>
               <w:rPr>

--- a/templates/W3-61-05D.docx
+++ b/templates/W3-61-05D.docx
@@ -143,7 +143,7 @@
                 <w:sz w:val="28"/>
                 <w:szCs w:val="28"/>
               </w:rPr>
-              <w:t>□既有</w:t>
+              <w:t>{{CKBOXL}}既有</w:t>
             </w:r>
           </w:p>
           <w:p>
@@ -165,7 +165,7 @@
                 <w:sz w:val="28"/>
                 <w:szCs w:val="28"/>
               </w:rPr>
-              <w:t>□重新</w:t>
+              <w:t>{{CKBOXR}}重新</w:t>
             </w:r>
             <w:r>
               <w:rPr>
@@ -185,7 +185,7 @@
                 <w:sz w:val="28"/>
                 <w:szCs w:val="28"/>
               </w:rPr>
-              <w:t>□變更</w:t>
+              <w:t>{{CKBOXM}}變更</w:t>
             </w:r>
           </w:p>
         </w:tc>

--- a/templates/W3-61-05D.docx
+++ b/templates/W3-61-05D.docx
@@ -81,7 +81,7 @@
                 <w:sz w:val="32"/>
                 <w:szCs w:val="32"/>
               </w:rPr>
-              <w:t xml:space="preserve">(  </w:t>
+              <w:t xml:space="preserve"/>
             </w:r>
             <w:r>
               <w:rPr>
@@ -101,7 +101,7 @@
                 <w:sz w:val="32"/>
                 <w:szCs w:val="32"/>
               </w:rPr>
-              <w:t xml:space="preserve">  )</w:t>
+              <w:t xml:space="preserve"/>
             </w:r>
             <w:r>
               <w:rPr>
